--- a/控制點清單.docx
+++ b/控制點清單.docx
@@ -34,12 +34,14 @@
         </w:numPr>
         <w:ind w:leftChars="0"/>
       </w:pPr>
+      <w:proofErr w:type="gramStart"/>
       <w:r>
         <w:rPr>
           <w:rFonts w:hint="eastAsia"/>
         </w:rPr>
         <w:t>交運值為</w:t>
       </w:r>
+      <w:proofErr w:type="gramEnd"/>
       <w:r>
         <w:rPr>
           <w:rFonts w:hint="eastAsia"/>
@@ -60,7 +62,21 @@
         <w:rPr>
           <w:rFonts w:hint="eastAsia"/>
         </w:rPr>
-        <w:t>累計交運率未達</w:t>
+        <w:t>累計</w:t>
+      </w:r>
+      <w:proofErr w:type="gramStart"/>
+      <w:r>
+        <w:rPr>
+          <w:rFonts w:hint="eastAsia"/>
+        </w:rPr>
+        <w:t>交運率未</w:t>
+      </w:r>
+      <w:proofErr w:type="gramEnd"/>
+      <w:r>
+        <w:rPr>
+          <w:rFonts w:hint="eastAsia"/>
+        </w:rPr>
+        <w:t>達</w:t>
       </w:r>
       <w:r>
         <w:rPr>
@@ -73,6 +89,24 @@
           <w:rFonts w:hint="eastAsia"/>
         </w:rPr>
         <w:t>％</w:t>
+      </w:r>
+      <w:r>
+        <w:rPr>
+          <w:rFonts w:hint="eastAsia"/>
+        </w:rPr>
+        <w:t>（不含</w:t>
+      </w:r>
+      <w:r>
+        <w:rPr>
+          <w:rFonts w:hint="eastAsia"/>
+        </w:rPr>
+        <w:t>0</w:t>
+      </w:r>
+      <w:r>
+        <w:rPr>
+          <w:rFonts w:hint="eastAsia"/>
+        </w:rPr>
+        <w:t>）</w:t>
       </w:r>
     </w:p>
     <w:p>
@@ -88,8 +122,16 @@
         <w:rPr>
           <w:rFonts w:hint="eastAsia"/>
         </w:rPr>
-        <w:t>「累計交運值</w:t>
-      </w:r>
+        <w:t>「累計</w:t>
+      </w:r>
+      <w:proofErr w:type="gramStart"/>
+      <w:r>
+        <w:rPr>
+          <w:rFonts w:hint="eastAsia"/>
+        </w:rPr>
+        <w:t>交運值</w:t>
+      </w:r>
+      <w:proofErr w:type="gramEnd"/>
       <w:r>
         <w:rPr>
           <w:rFonts w:hint="eastAsia"/>
@@ -128,8 +170,16 @@
         <w:rPr>
           <w:rFonts w:hint="eastAsia"/>
         </w:rPr>
-        <w:t>「累計交運值</w:t>
-      </w:r>
+        <w:t>「累計</w:t>
+      </w:r>
+      <w:proofErr w:type="gramStart"/>
+      <w:r>
+        <w:rPr>
+          <w:rFonts w:hint="eastAsia"/>
+        </w:rPr>
+        <w:t>交運值</w:t>
+      </w:r>
+      <w:proofErr w:type="gramEnd"/>
       <w:r>
         <w:rPr>
           <w:rFonts w:hint="eastAsia"/>
@@ -154,6 +204,7 @@
         </w:rPr>
         <w:t>％，</w:t>
       </w:r>
+      <w:proofErr w:type="gramStart"/>
       <w:r>
         <w:rPr>
           <w:rFonts w:hint="eastAsia"/>
@@ -164,7 +215,20 @@
         <w:rPr>
           <w:rFonts w:hint="eastAsia"/>
         </w:rPr>
-        <w:t>軍購被查帳餘額達</w:t>
+        <w:t>軍購</w:t>
+      </w:r>
+      <w:r>
+        <w:rPr>
+          <w:rFonts w:hint="eastAsia"/>
+        </w:rPr>
+        <w:t>備</w:t>
+      </w:r>
+      <w:proofErr w:type="gramEnd"/>
+      <w:r>
+        <w:rPr>
+          <w:rFonts w:hint="eastAsia"/>
+        </w:rPr>
+        <w:t>查帳餘額達</w:t>
       </w:r>
       <w:r>
         <w:rPr>
@@ -192,7 +256,21 @@
         <w:rPr>
           <w:rFonts w:hint="eastAsia"/>
         </w:rPr>
-        <w:t>「累計交運值」與「累計結匯值減去</w:t>
+        <w:t>「累計</w:t>
+      </w:r>
+      <w:proofErr w:type="gramStart"/>
+      <w:r>
+        <w:rPr>
+          <w:rFonts w:hint="eastAsia"/>
+        </w:rPr>
+        <w:t>交運值</w:t>
+      </w:r>
+      <w:proofErr w:type="gramEnd"/>
+      <w:r>
+        <w:rPr>
+          <w:rFonts w:hint="eastAsia"/>
+        </w:rPr>
+        <w:t>」與「累計結匯值減去</w:t>
       </w:r>
       <w:r>
         <w:rPr>
@@ -228,13 +306,21 @@
         <w:rPr>
           <w:rFonts w:hint="eastAsia"/>
         </w:rPr>
-        <w:t>，且</w:t>
-      </w:r>
-      <w:r>
-        <w:rPr>
-          <w:rFonts w:hint="eastAsia"/>
-        </w:rPr>
-        <w:t>「累計交運值」與「累計結匯值減去</w:t>
+        <w:t>，且「累計</w:t>
+      </w:r>
+      <w:proofErr w:type="gramStart"/>
+      <w:r>
+        <w:rPr>
+          <w:rFonts w:hint="eastAsia"/>
+        </w:rPr>
+        <w:t>交運值</w:t>
+      </w:r>
+      <w:proofErr w:type="gramEnd"/>
+      <w:r>
+        <w:rPr>
+          <w:rFonts w:hint="eastAsia"/>
+        </w:rPr>
+        <w:t>」與「累計結匯值減去</w:t>
       </w:r>
       <w:r>
         <w:rPr>
@@ -246,13 +332,7 @@
         <w:rPr>
           <w:rFonts w:hint="eastAsia"/>
         </w:rPr>
-        <w:t>餘額」</w:t>
-      </w:r>
-      <w:r>
-        <w:rPr>
-          <w:rFonts w:hint="eastAsia"/>
-        </w:rPr>
-        <w:t>之差異金額大於</w:t>
+        <w:t>餘額」之差異金額大於</w:t>
       </w:r>
       <w:r>
         <w:rPr>
@@ -280,25 +360,19 @@
         <w:rPr>
           <w:rFonts w:hint="eastAsia"/>
         </w:rPr>
-        <w:t>FRB</w:t>
-      </w:r>
-      <w:r>
-        <w:rPr>
-          <w:rFonts w:hint="eastAsia"/>
-        </w:rPr>
-        <w:t>餘額占累計結匯值比率達</w:t>
-      </w:r>
-      <w:r>
-        <w:rPr>
-          <w:rFonts w:hint="eastAsia"/>
-        </w:rPr>
-        <w:t>40</w:t>
-      </w:r>
-      <w:r>
-        <w:rPr>
-          <w:rFonts w:hint="eastAsia"/>
-        </w:rPr>
-        <w:t>％以上</w:t>
+        <w:t>結匯率超過</w:t>
+      </w:r>
+      <w:r>
+        <w:rPr>
+          <w:rFonts w:hint="eastAsia"/>
+        </w:rPr>
+        <w:t>100</w:t>
+      </w:r>
+      <w:r>
+        <w:rPr>
+          <w:rFonts w:hint="eastAsia"/>
+        </w:rPr>
+        <w:t>％</w:t>
       </w:r>
     </w:p>
     <w:p>
@@ -320,7 +394,7 @@
         <w:rPr>
           <w:rFonts w:hint="eastAsia"/>
         </w:rPr>
-        <w:t>餘額占累計結匯值比率未達</w:t>
+        <w:t>餘額占累計結匯值比率達</w:t>
       </w:r>
       <w:r>
         <w:rPr>
@@ -332,37 +406,7 @@
         <w:rPr>
           <w:rFonts w:hint="eastAsia"/>
         </w:rPr>
-        <w:t>％以上，</w:t>
-      </w:r>
-      <w:r>
-        <w:rPr>
-          <w:rFonts w:hint="eastAsia"/>
-        </w:rPr>
-        <w:t>且</w:t>
-      </w:r>
-      <w:r>
-        <w:rPr>
-          <w:rFonts w:hint="eastAsia"/>
-        </w:rPr>
-        <w:t>FRB</w:t>
-      </w:r>
-      <w:r>
-        <w:rPr>
-          <w:rFonts w:hint="eastAsia"/>
-        </w:rPr>
-        <w:t>餘額達</w:t>
-      </w:r>
-      <w:r>
-        <w:rPr>
-          <w:rFonts w:hint="eastAsia"/>
-        </w:rPr>
-        <w:t>3000</w:t>
-      </w:r>
-      <w:r>
-        <w:rPr>
-          <w:rFonts w:hint="eastAsia"/>
-        </w:rPr>
-        <w:t>萬美元以上</w:t>
+        <w:t>％以上</w:t>
       </w:r>
     </w:p>
     <w:p>
@@ -378,6 +422,70 @@
         <w:rPr>
           <w:rFonts w:hint="eastAsia"/>
         </w:rPr>
+        <w:t>FRB</w:t>
+      </w:r>
+      <w:r>
+        <w:rPr>
+          <w:rFonts w:hint="eastAsia"/>
+        </w:rPr>
+        <w:t>餘額占累計結匯值比率未達</w:t>
+      </w:r>
+      <w:r>
+        <w:rPr>
+          <w:rFonts w:hint="eastAsia"/>
+        </w:rPr>
+        <w:t>40</w:t>
+      </w:r>
+      <w:r>
+        <w:rPr>
+          <w:rFonts w:hint="eastAsia"/>
+        </w:rPr>
+        <w:t>％以上，</w:t>
+      </w:r>
+      <w:r>
+        <w:rPr>
+          <w:rFonts w:hint="eastAsia"/>
+        </w:rPr>
+        <w:t>且</w:t>
+      </w:r>
+      <w:r>
+        <w:rPr>
+          <w:rFonts w:hint="eastAsia"/>
+        </w:rPr>
+        <w:t>FRB</w:t>
+      </w:r>
+      <w:r>
+        <w:rPr>
+          <w:rFonts w:hint="eastAsia"/>
+        </w:rPr>
+        <w:t>餘額達</w:t>
+      </w:r>
+      <w:r>
+        <w:rPr>
+          <w:rFonts w:hint="eastAsia"/>
+        </w:rPr>
+        <w:t>3000</w:t>
+      </w:r>
+      <w:r>
+        <w:rPr>
+          <w:rFonts w:hint="eastAsia"/>
+        </w:rPr>
+        <w:t>萬美元以上</w:t>
+      </w:r>
+    </w:p>
+    <w:p>
+      <w:pPr>
+        <w:pStyle w:val="a3"/>
+        <w:numPr>
+          <w:ilvl w:val="0"/>
+          <w:numId w:val="2"/>
+        </w:numPr>
+        <w:ind w:leftChars="0"/>
+      </w:pPr>
+      <w:r>
+        <w:rPr>
+          <w:rFonts w:hint="eastAsia"/>
+        </w:rPr>
         <w:t>待平衡支付值大於</w:t>
       </w:r>
       <w:r>
@@ -393,6 +501,68 @@
         <w:t>之軍事投資案件（欠款案件）</w:t>
       </w:r>
     </w:p>
+    <w:p>
+      <w:pPr>
+        <w:pStyle w:val="a3"/>
+        <w:numPr>
+          <w:ilvl w:val="0"/>
+          <w:numId w:val="2"/>
+        </w:numPr>
+        <w:ind w:leftChars="0"/>
+      </w:pPr>
+      <w:bookmarkStart w:id="0" w:name="_Hlk234999758"/>
+      <w:r>
+        <w:rPr>
+          <w:rFonts w:hint="eastAsia"/>
+        </w:rPr>
+        <w:t>累計結匯率</w:t>
+      </w:r>
+      <w:r>
+        <w:rPr>
+          <w:rFonts w:hint="eastAsia"/>
+        </w:rPr>
+        <w:t>達</w:t>
+      </w:r>
+      <w:r>
+        <w:rPr>
+          <w:rFonts w:hint="eastAsia"/>
+        </w:rPr>
+        <w:t>90</w:t>
+      </w:r>
+      <w:r>
+        <w:rPr>
+          <w:rFonts w:hint="eastAsia"/>
+        </w:rPr>
+        <w:t>％，且累計</w:t>
+      </w:r>
+      <w:proofErr w:type="gramStart"/>
+      <w:r>
+        <w:rPr>
+          <w:rFonts w:hint="eastAsia"/>
+        </w:rPr>
+        <w:t>交運率未</w:t>
+      </w:r>
+      <w:proofErr w:type="gramEnd"/>
+      <w:r>
+        <w:rPr>
+          <w:rFonts w:hint="eastAsia"/>
+        </w:rPr>
+        <w:t>達</w:t>
+      </w:r>
+      <w:r>
+        <w:rPr>
+          <w:rFonts w:hint="eastAsia"/>
+        </w:rPr>
+        <w:t>50</w:t>
+      </w:r>
+      <w:r>
+        <w:rPr>
+          <w:rFonts w:hint="eastAsia"/>
+        </w:rPr>
+        <w:t>％</w:t>
+      </w:r>
+    </w:p>
+    <w:bookmarkEnd w:id="0"/>
     <w:p/>
     <w:p>
       <w:r>
@@ -417,12 +587,14 @@
         </w:numPr>
         <w:ind w:leftChars="0"/>
       </w:pPr>
+      <w:proofErr w:type="gramStart"/>
       <w:r>
         <w:rPr>
           <w:rFonts w:hint="eastAsia"/>
         </w:rPr>
         <w:t>交運值為</w:t>
       </w:r>
+      <w:proofErr w:type="gramEnd"/>
       <w:r>
         <w:rPr>
           <w:rFonts w:hint="eastAsia"/>
@@ -461,7 +633,21 @@
         <w:rPr>
           <w:rFonts w:hint="eastAsia"/>
         </w:rPr>
-        <w:t>累計交運率未達</w:t>
+        <w:t>累計</w:t>
+      </w:r>
+      <w:proofErr w:type="gramStart"/>
+      <w:r>
+        <w:rPr>
+          <w:rFonts w:hint="eastAsia"/>
+        </w:rPr>
+        <w:t>交運率未</w:t>
+      </w:r>
+      <w:proofErr w:type="gramEnd"/>
+      <w:r>
+        <w:rPr>
+          <w:rFonts w:hint="eastAsia"/>
+        </w:rPr>
+        <w:t>達</w:t>
       </w:r>
       <w:r>
         <w:rPr>
@@ -485,7 +671,21 @@
         <w:rPr>
           <w:rFonts w:hint="eastAsia"/>
         </w:rPr>
-        <w:t>），且軍購備查帳餘額達</w:t>
+        <w:t>），</w:t>
+      </w:r>
+      <w:proofErr w:type="gramStart"/>
+      <w:r>
+        <w:rPr>
+          <w:rFonts w:hint="eastAsia"/>
+        </w:rPr>
+        <w:t>且軍購備</w:t>
+      </w:r>
+      <w:proofErr w:type="gramEnd"/>
+      <w:r>
+        <w:rPr>
+          <w:rFonts w:hint="eastAsia"/>
+        </w:rPr>
+        <w:t>查帳餘額達</w:t>
       </w:r>
       <w:r>
         <w:rPr>
@@ -513,8 +713,16 @@
         <w:rPr>
           <w:rFonts w:hint="eastAsia"/>
         </w:rPr>
-        <w:t>「累計交運值</w:t>
-      </w:r>
+        <w:t>「累計</w:t>
+      </w:r>
+      <w:proofErr w:type="gramStart"/>
+      <w:r>
+        <w:rPr>
+          <w:rFonts w:hint="eastAsia"/>
+        </w:rPr>
+        <w:t>交運值</w:t>
+      </w:r>
+      <w:proofErr w:type="gramEnd"/>
       <w:r>
         <w:rPr>
           <w:rFonts w:hint="eastAsia"/>
@@ -537,7 +745,21 @@
         <w:rPr>
           <w:rFonts w:hint="eastAsia"/>
         </w:rPr>
-        <w:t>％以上，且軍購備查帳餘額</w:t>
+        <w:t>％以上，</w:t>
+      </w:r>
+      <w:proofErr w:type="gramStart"/>
+      <w:r>
+        <w:rPr>
+          <w:rFonts w:hint="eastAsia"/>
+        </w:rPr>
+        <w:t>且軍購備</w:t>
+      </w:r>
+      <w:proofErr w:type="gramEnd"/>
+      <w:r>
+        <w:rPr>
+          <w:rFonts w:hint="eastAsia"/>
+        </w:rPr>
+        <w:t>查帳餘額</w:t>
       </w:r>
       <w:r>
         <w:rPr>
@@ -565,8 +787,16 @@
         <w:rPr>
           <w:rFonts w:hint="eastAsia"/>
         </w:rPr>
-        <w:t>「累計交運值</w:t>
-      </w:r>
+        <w:t>「累計</w:t>
+      </w:r>
+      <w:proofErr w:type="gramStart"/>
+      <w:r>
+        <w:rPr>
+          <w:rFonts w:hint="eastAsia"/>
+        </w:rPr>
+        <w:t>交運值</w:t>
+      </w:r>
+      <w:proofErr w:type="gramEnd"/>
       <w:r>
         <w:rPr>
           <w:rFonts w:hint="eastAsia"/>
@@ -577,13 +807,7 @@
         <w:rPr>
           <w:rFonts w:hint="eastAsia"/>
         </w:rPr>
-        <w:t>發價值」與「累計結匯率」差異</w:t>
-      </w:r>
-      <w:r>
-        <w:rPr>
-          <w:rFonts w:hint="eastAsia"/>
-        </w:rPr>
-        <w:t>未達</w:t>
+        <w:t>發價值」與「累計結匯率」差異未達</w:t>
       </w:r>
       <w:r>
         <w:rPr>
@@ -603,6 +827,7 @@
         </w:rPr>
         <w:t>，</w:t>
       </w:r>
+      <w:proofErr w:type="gramStart"/>
       <w:r>
         <w:rPr>
           <w:rFonts w:hint="eastAsia"/>
@@ -621,6 +846,7 @@
         </w:rPr>
         <w:t>備</w:t>
       </w:r>
+      <w:proofErr w:type="gramEnd"/>
       <w:r>
         <w:rPr>
           <w:rFonts w:hint="eastAsia"/>
@@ -653,7 +879,21 @@
         <w:rPr>
           <w:rFonts w:hint="eastAsia"/>
         </w:rPr>
-        <w:t>「累計交運值」與「累計結匯值減去</w:t>
+        <w:t>「累計</w:t>
+      </w:r>
+      <w:proofErr w:type="gramStart"/>
+      <w:r>
+        <w:rPr>
+          <w:rFonts w:hint="eastAsia"/>
+        </w:rPr>
+        <w:t>交運值</w:t>
+      </w:r>
+      <w:proofErr w:type="gramEnd"/>
+      <w:r>
+        <w:rPr>
+          <w:rFonts w:hint="eastAsia"/>
+        </w:rPr>
+        <w:t>」與「累計結匯值減去</w:t>
       </w:r>
       <w:r>
         <w:rPr>
@@ -677,7 +917,21 @@
         <w:rPr>
           <w:rFonts w:hint="eastAsia"/>
         </w:rPr>
-        <w:t>％，且「累計交運值」與「累計結匯值減去</w:t>
+        <w:t>％，且「累計</w:t>
+      </w:r>
+      <w:proofErr w:type="gramStart"/>
+      <w:r>
+        <w:rPr>
+          <w:rFonts w:hint="eastAsia"/>
+        </w:rPr>
+        <w:t>交運值</w:t>
+      </w:r>
+      <w:proofErr w:type="gramEnd"/>
+      <w:r>
+        <w:rPr>
+          <w:rFonts w:hint="eastAsia"/>
+        </w:rPr>
+        <w:t>」與「累計結匯值減去</w:t>
       </w:r>
       <w:r>
         <w:rPr>
@@ -695,25 +949,13 @@
         <w:rPr>
           <w:rFonts w:hint="eastAsia"/>
         </w:rPr>
-        <w:t>1</w:t>
-      </w:r>
-      <w:r>
-        <w:rPr>
-          <w:rFonts w:hint="eastAsia"/>
-        </w:rPr>
-        <w:t>000</w:t>
-      </w:r>
-      <w:r>
-        <w:rPr>
-          <w:rFonts w:hint="eastAsia"/>
-        </w:rPr>
-        <w:t>萬</w:t>
-      </w:r>
-      <w:r>
-        <w:rPr>
-          <w:rFonts w:hint="eastAsia"/>
-        </w:rPr>
-        <w:t>美元</w:t>
+        <w:t>1000</w:t>
+      </w:r>
+      <w:r>
+        <w:rPr>
+          <w:rFonts w:hint="eastAsia"/>
+        </w:rPr>
+        <w:t>萬美元</w:t>
       </w:r>
     </w:p>
     <w:p>
@@ -724,9 +966,6 @@
           <w:numId w:val="3"/>
         </w:numPr>
         <w:ind w:leftChars="0"/>
-        <w:rPr>
-          <w:rFonts w:hint="eastAsia"/>
-        </w:rPr>
       </w:pPr>
       <w:r>
         <w:rPr>
@@ -813,9 +1052,6 @@
           <w:numId w:val="3"/>
         </w:numPr>
         <w:ind w:leftChars="0"/>
-        <w:rPr>
-          <w:rFonts w:hint="eastAsia"/>
-        </w:rPr>
       </w:pPr>
       <w:r>
         <w:rPr>
@@ -827,19 +1063,7 @@
         <w:rPr>
           <w:rFonts w:hint="eastAsia"/>
         </w:rPr>
-        <w:t>餘額占累計結匯值比率</w:t>
-      </w:r>
-      <w:r>
-        <w:rPr>
-          <w:rFonts w:hint="eastAsia"/>
-        </w:rPr>
-        <w:t>未</w:t>
-      </w:r>
-      <w:r>
-        <w:rPr>
-          <w:rFonts w:hint="eastAsia"/>
-        </w:rPr>
-        <w:t>達</w:t>
+        <w:t>餘額占累計結匯值比率未達</w:t>
       </w:r>
       <w:r>
         <w:rPr>
@@ -886,9 +1110,6 @@
           <w:numId w:val="3"/>
         </w:numPr>
         <w:ind w:leftChars="0"/>
-        <w:rPr>
-          <w:rFonts w:hint="eastAsia"/>
-        </w:rPr>
       </w:pPr>
       <w:r>
         <w:rPr>
@@ -906,13 +1127,70 @@
         <w:rPr>
           <w:rFonts w:hint="eastAsia"/>
         </w:rPr>
-        <w:t>之</w:t>
-      </w:r>
-      <w:r>
-        <w:rPr>
-          <w:rFonts w:hint="eastAsia"/>
-        </w:rPr>
-        <w:t>軍事投資案件（欠款案件）</w:t>
+        <w:t>之軍事投資案件（欠款案件）</w:t>
+      </w:r>
+    </w:p>
+    <w:p>
+      <w:pPr>
+        <w:pStyle w:val="a3"/>
+        <w:numPr>
+          <w:ilvl w:val="0"/>
+          <w:numId w:val="3"/>
+        </w:numPr>
+        <w:ind w:leftChars="0"/>
+        <w:rPr>
+          <w:rFonts w:hint="eastAsia"/>
+        </w:rPr>
+      </w:pPr>
+      <w:r>
+        <w:rPr>
+          <w:rFonts w:hint="eastAsia"/>
+        </w:rPr>
+        <w:t>累計結匯率</w:t>
+      </w:r>
+      <w:r>
+        <w:rPr>
+          <w:rFonts w:hint="eastAsia"/>
+        </w:rPr>
+        <w:t>達</w:t>
+      </w:r>
+      <w:r>
+        <w:rPr>
+          <w:rFonts w:hint="eastAsia"/>
+        </w:rPr>
+        <w:t>90</w:t>
+      </w:r>
+      <w:r>
+        <w:rPr>
+          <w:rFonts w:hint="eastAsia"/>
+        </w:rPr>
+        <w:t>％，且累計</w:t>
+      </w:r>
+      <w:proofErr w:type="gramStart"/>
+      <w:r>
+        <w:rPr>
+          <w:rFonts w:hint="eastAsia"/>
+        </w:rPr>
+        <w:t>交運率未</w:t>
+      </w:r>
+      <w:proofErr w:type="gramEnd"/>
+      <w:r>
+        <w:rPr>
+          <w:rFonts w:hint="eastAsia"/>
+        </w:rPr>
+        <w:t>達</w:t>
+      </w:r>
+      <w:r>
+        <w:rPr>
+          <w:rFonts w:hint="eastAsia"/>
+        </w:rPr>
+        <w:t>50</w:t>
+      </w:r>
+      <w:r>
+        <w:rPr>
+          <w:rFonts w:hint="eastAsia"/>
+        </w:rPr>
+        <w:t>％</w:t>
       </w:r>
     </w:p>
     <w:sectPr>
